--- a/BMVC_MS_Office_2026_review.docx
+++ b/BMVC_MS_Office_2026_review.docx
@@ -109,7 +109,7 @@
                                 <w:sz w:val="24"/>
                                 <w:szCs w:val="24"/>
                               </w:rPr>
-                              <w:t>5</w:t>
+                              <w:t>6</w:t>
                             </w:r>
                             <w:r>
                               <w:rPr>
@@ -177,7 +177,7 @@
                           <w:sz w:val="24"/>
                           <w:szCs w:val="24"/>
                         </w:rPr>
-                        <w:t>5</w:t>
+                        <w:t>6</w:t>
                       </w:r>
                       <w:r>
                         <w:rPr>

--- a/BMVC_MS_Office_2026_review.docx
+++ b/BMVC_MS_Office_2026_review.docx
@@ -132,7 +132,7 @@
           </mc:Choice>
           <mc:Fallback>
             <w:pict>
-              <v:rect w14:anchorId="73AA186D" id="Rectangle 5" o:spid="_x0000_s1026" style="position:absolute;margin-left:.4pt;margin-top:-9.2pt;width:362.9pt;height:113.8pt;z-index:4;visibility:visible;mso-wrap-style:square;mso-wrap-distance-left:9pt;mso-wrap-distance-top:0;mso-wrap-distance-right:9pt;mso-wrap-distance-bottom:0;mso-position-horizontal:absolute;mso-position-horizontal-relative:text;mso-position-vertical:absolute;mso-position-vertical-relative:text;v-text-anchor:top" o:gfxdata="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" stroked="f">
+              <v:rect w14:anchorId="73AA186D" id="Rectangle 5" o:spid="_x0000_s1026" style="position:absolute;margin-left:.4pt;margin-top:-9.2pt;width:362.9pt;height:113.8pt;z-index:4;visibility:visible;mso-wrap-style:square;mso-wrap-distance-left:9pt;mso-wrap-distance-top:0;mso-wrap-distance-right:9pt;mso-wrap-distance-bottom:0;mso-position-horizontal:absolute;mso-position-horizontal-relative:text;mso-position-vertical:absolute;mso-position-vertical-relative:text;v-text-anchor:top" o:gfxdata="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" stroked="f">
                 <v:textbox>
                   <w:txbxContent>
                     <w:p>
@@ -528,7 +528,7 @@
     </w:p>
     <w:p>
       <w:pPr>
-        <w:pStyle w:val="Caption"/>
+        <w:pStyle w:val="a4"/>
       </w:pPr>
       <w:r>
         <w:t xml:space="preserve">Figure </w:t>
@@ -1060,7 +1060,6 @@
               <w:bottom w:val="double" w:sz="4" w:space="0" w:color="00000A"/>
               <w:right w:val="single" w:sz="4" w:space="0" w:color="00000A"/>
             </w:tcBorders>
-            <w:shd w:val="clear" w:color="auto" w:fill="auto"/>
           </w:tcPr>
           <w:p>
             <w:pPr>
@@ -1082,7 +1081,6 @@
               <w:bottom w:val="double" w:sz="4" w:space="0" w:color="00000A"/>
               <w:right w:val="single" w:sz="4" w:space="0" w:color="00000A"/>
             </w:tcBorders>
-            <w:shd w:val="clear" w:color="auto" w:fill="auto"/>
           </w:tcPr>
           <w:p>
             <w:pPr>
@@ -1108,7 +1106,6 @@
               <w:left w:val="single" w:sz="4" w:space="0" w:color="00000A"/>
               <w:right w:val="single" w:sz="4" w:space="0" w:color="00000A"/>
             </w:tcBorders>
-            <w:shd w:val="clear" w:color="auto" w:fill="auto"/>
           </w:tcPr>
           <w:p>
             <w:pPr>
@@ -1128,7 +1125,6 @@
               <w:left w:val="single" w:sz="4" w:space="0" w:color="00000A"/>
               <w:right w:val="single" w:sz="4" w:space="0" w:color="00000A"/>
             </w:tcBorders>
-            <w:shd w:val="clear" w:color="auto" w:fill="auto"/>
           </w:tcPr>
           <w:p>
             <w:pPr>
@@ -1153,7 +1149,6 @@
               <w:left w:val="single" w:sz="4" w:space="0" w:color="00000A"/>
               <w:right w:val="single" w:sz="4" w:space="0" w:color="00000A"/>
             </w:tcBorders>
-            <w:shd w:val="clear" w:color="auto" w:fill="auto"/>
           </w:tcPr>
           <w:p>
             <w:pPr>
@@ -1172,7 +1167,6 @@
               <w:left w:val="single" w:sz="4" w:space="0" w:color="00000A"/>
               <w:right w:val="single" w:sz="4" w:space="0" w:color="00000A"/>
             </w:tcBorders>
-            <w:shd w:val="clear" w:color="auto" w:fill="auto"/>
           </w:tcPr>
           <w:p>
             <w:pPr>
@@ -1198,7 +1192,6 @@
               <w:bottom w:val="single" w:sz="4" w:space="0" w:color="00000A"/>
               <w:right w:val="single" w:sz="4" w:space="0" w:color="00000A"/>
             </w:tcBorders>
-            <w:shd w:val="clear" w:color="auto" w:fill="auto"/>
           </w:tcPr>
           <w:p>
             <w:pPr>
@@ -1218,7 +1211,6 @@
               <w:bottom w:val="single" w:sz="4" w:space="0" w:color="00000A"/>
               <w:right w:val="single" w:sz="4" w:space="0" w:color="00000A"/>
             </w:tcBorders>
-            <w:shd w:val="clear" w:color="auto" w:fill="auto"/>
           </w:tcPr>
           <w:p>
             <w:pPr>
@@ -1739,7 +1731,7 @@
 <w:ftr xmlns:wpc="http://schemas.microsoft.com/office/word/2010/wordprocessingCanvas" xmlns:cx="http://schemas.microsoft.com/office/drawing/2014/chartex" xmlns:cx1="http://schemas.microsoft.com/office/drawing/2015/9/8/chartex" xmlns:cx2="http://schemas.microsoft.com/office/drawing/2015/10/21/chartex" xmlns:cx3="http://schemas.microsoft.com/office/drawing/2016/5/9/chartex" xmlns:cx4="http://schemas.microsoft.com/office/drawing/2016/5/10/chartex" xmlns:cx5="http://schemas.microsoft.com/office/drawing/2016/5/11/chartex" xmlns:cx6="http://schemas.microsoft.com/office/drawing/2016/5/12/chartex" xmlns:cx7="http://schemas.microsoft.com/office/drawing/2016/5/13/chartex" xmlns:cx8="http://schemas.microsoft.com/office/drawing/2016/5/14/chartex" xmlns:mc="http://schemas.openxmlformats.org/markup-compatibility/2006" xmlns:aink="http://schemas.microsoft.com/office/drawing/2016/ink" xmlns:am3d="http://schemas.microsoft.com/office/drawing/2017/model3d" xmlns:o="urn:schemas-microsoft-com:office:office" xmlns:oel="http://schemas.microsoft.com/office/2019/extlst" xmlns:r="http://schemas.openxmlformats.org/officeDocument/2006/relationships" xmlns:m="http://schemas.openxmlformats.org/officeDocument/2006/math" xmlns:v="urn:schemas-microsoft-com:vml" xmlns:wp14="http://schemas.microsoft.com/office/word/2010/wordprocessingDrawing" xmlns:wp="http://schemas.openxmlformats.org/drawingml/2006/wordprocessingDrawing" xmlns:w10="urn:schemas-microsoft-com:office:word" xmlns:w="http://schemas.openxmlformats.org/wordprocessingml/2006/main" xmlns:w14="http://schemas.microsoft.com/office/word/2010/wordml" xmlns:w15="http://schemas.microsoft.com/office/word/2012/wordml" xmlns:w16cex="http://schemas.microsoft.com/office/word/2018/wordml/cex" xmlns:w16cid="http://schemas.microsoft.com/office/word/2016/wordml/cid" xmlns:w16="http://schemas.microsoft.com/office/word/2018/wordml" xmlns:w16du="http://schemas.microsoft.com/office/word/2023/wordml/word16du" xmlns:w16sdtdh="http://schemas.microsoft.com/office/word/2020/wordml/sdtdatahash" xmlns:w16sdtfl="http://schemas.microsoft.com/office/word/2024/wordml/sdtformatlock" xmlns:w16se="http://schemas.microsoft.com/office/word/2015/wordml/symex" xmlns:wpg="http://schemas.microsoft.com/office/word/2010/wordprocessingGroup" xmlns:wpi="http://schemas.microsoft.com/office/word/2010/wordprocessingInk" xmlns:wne="http://schemas.microsoft.com/office/word/2006/wordml" xmlns:wps="http://schemas.microsoft.com/office/word/2010/wordprocessingShape" mc:Ignorable="w14 w15 w16se w16cid w16 w16cex w16sdtdh w16sdtfl w16du wp14">
   <w:p>
     <w:pPr>
-      <w:pStyle w:val="Footer"/>
+      <w:pStyle w:val="ad"/>
     </w:pPr>
   </w:p>
 </w:ftr>
@@ -1749,7 +1741,7 @@
 <w:ftr xmlns:wpc="http://schemas.microsoft.com/office/word/2010/wordprocessingCanvas" xmlns:cx="http://schemas.microsoft.com/office/drawing/2014/chartex" xmlns:cx1="http://schemas.microsoft.com/office/drawing/2015/9/8/chartex" xmlns:cx2="http://schemas.microsoft.com/office/drawing/2015/10/21/chartex" xmlns:cx3="http://schemas.microsoft.com/office/drawing/2016/5/9/chartex" xmlns:cx4="http://schemas.microsoft.com/office/drawing/2016/5/10/chartex" xmlns:cx5="http://schemas.microsoft.com/office/drawing/2016/5/11/chartex" xmlns:cx6="http://schemas.microsoft.com/office/drawing/2016/5/12/chartex" xmlns:cx7="http://schemas.microsoft.com/office/drawing/2016/5/13/chartex" xmlns:cx8="http://schemas.microsoft.com/office/drawing/2016/5/14/chartex" xmlns:mc="http://schemas.openxmlformats.org/markup-compatibility/2006" xmlns:aink="http://schemas.microsoft.com/office/drawing/2016/ink" xmlns:am3d="http://schemas.microsoft.com/office/drawing/2017/model3d" xmlns:o="urn:schemas-microsoft-com:office:office" xmlns:oel="http://schemas.microsoft.com/office/2019/extlst" xmlns:r="http://schemas.openxmlformats.org/officeDocument/2006/relationships" xmlns:m="http://schemas.openxmlformats.org/officeDocument/2006/math" xmlns:v="urn:schemas-microsoft-com:vml" xmlns:wp14="http://schemas.microsoft.com/office/word/2010/wordprocessingDrawing" xmlns:wp="http://schemas.openxmlformats.org/drawingml/2006/wordprocessingDrawing" xmlns:w10="urn:schemas-microsoft-com:office:word" xmlns:w="http://schemas.openxmlformats.org/wordprocessingml/2006/main" xmlns:w14="http://schemas.microsoft.com/office/word/2010/wordml" xmlns:w15="http://schemas.microsoft.com/office/word/2012/wordml" xmlns:w16cex="http://schemas.microsoft.com/office/word/2018/wordml/cex" xmlns:w16cid="http://schemas.microsoft.com/office/word/2016/wordml/cid" xmlns:w16="http://schemas.microsoft.com/office/word/2018/wordml" xmlns:w16du="http://schemas.microsoft.com/office/word/2023/wordml/word16du" xmlns:w16sdtdh="http://schemas.microsoft.com/office/word/2020/wordml/sdtdatahash" xmlns:w16sdtfl="http://schemas.microsoft.com/office/word/2024/wordml/sdtformatlock" xmlns:w16se="http://schemas.microsoft.com/office/word/2015/wordml/symex" xmlns:wpg="http://schemas.microsoft.com/office/word/2010/wordprocessingGroup" xmlns:wpi="http://schemas.microsoft.com/office/word/2010/wordprocessingInk" xmlns:wne="http://schemas.microsoft.com/office/word/2006/wordml" xmlns:wps="http://schemas.microsoft.com/office/word/2010/wordprocessingShape" mc:Ignorable="w14 w15 w16se w16cid w16 w16cex w16sdtdh w16sdtfl w16du wp14">
   <w:p>
     <w:pPr>
-      <w:pStyle w:val="Footer"/>
+      <w:pStyle w:val="ad"/>
       <w:ind w:right="360"/>
       <w:rPr>
         <w:sz w:val="12"/>
@@ -1764,7 +1756,7 @@
 <w:ftr xmlns:wpc="http://schemas.microsoft.com/office/word/2010/wordprocessingCanvas" xmlns:cx="http://schemas.microsoft.com/office/drawing/2014/chartex" xmlns:cx1="http://schemas.microsoft.com/office/drawing/2015/9/8/chartex" xmlns:cx2="http://schemas.microsoft.com/office/drawing/2015/10/21/chartex" xmlns:cx3="http://schemas.microsoft.com/office/drawing/2016/5/9/chartex" xmlns:cx4="http://schemas.microsoft.com/office/drawing/2016/5/10/chartex" xmlns:cx5="http://schemas.microsoft.com/office/drawing/2016/5/11/chartex" xmlns:cx6="http://schemas.microsoft.com/office/drawing/2016/5/12/chartex" xmlns:cx7="http://schemas.microsoft.com/office/drawing/2016/5/13/chartex" xmlns:cx8="http://schemas.microsoft.com/office/drawing/2016/5/14/chartex" xmlns:mc="http://schemas.openxmlformats.org/markup-compatibility/2006" xmlns:aink="http://schemas.microsoft.com/office/drawing/2016/ink" xmlns:am3d="http://schemas.microsoft.com/office/drawing/2017/model3d" xmlns:o="urn:schemas-microsoft-com:office:office" xmlns:oel="http://schemas.microsoft.com/office/2019/extlst" xmlns:r="http://schemas.openxmlformats.org/officeDocument/2006/relationships" xmlns:m="http://schemas.openxmlformats.org/officeDocument/2006/math" xmlns:v="urn:schemas-microsoft-com:vml" xmlns:wp14="http://schemas.microsoft.com/office/word/2010/wordprocessingDrawing" xmlns:wp="http://schemas.openxmlformats.org/drawingml/2006/wordprocessingDrawing" xmlns:w10="urn:schemas-microsoft-com:office:word" xmlns:w="http://schemas.openxmlformats.org/wordprocessingml/2006/main" xmlns:w14="http://schemas.microsoft.com/office/word/2010/wordml" xmlns:w15="http://schemas.microsoft.com/office/word/2012/wordml" xmlns:w16cex="http://schemas.microsoft.com/office/word/2018/wordml/cex" xmlns:w16cid="http://schemas.microsoft.com/office/word/2016/wordml/cid" xmlns:w16="http://schemas.microsoft.com/office/word/2018/wordml" xmlns:w16du="http://schemas.microsoft.com/office/word/2023/wordml/word16du" xmlns:w16sdtdh="http://schemas.microsoft.com/office/word/2020/wordml/sdtdatahash" xmlns:w16sdtfl="http://schemas.microsoft.com/office/word/2024/wordml/sdtformatlock" xmlns:w16se="http://schemas.microsoft.com/office/word/2015/wordml/symex" xmlns:wpg="http://schemas.microsoft.com/office/word/2010/wordprocessingGroup" xmlns:wpi="http://schemas.microsoft.com/office/word/2010/wordprocessingInk" xmlns:wne="http://schemas.microsoft.com/office/word/2006/wordml" xmlns:wps="http://schemas.microsoft.com/office/word/2010/wordprocessingShape" mc:Ignorable="w14 w15 w16se w16cid w16 w16cex w16sdtdh w16sdtfl w16du wp14">
   <w:p>
     <w:pPr>
-      <w:pStyle w:val="Footer"/>
+      <w:pStyle w:val="ad"/>
     </w:pPr>
   </w:p>
 </w:ftr>
@@ -1774,7 +1766,7 @@
 <w:ftr xmlns:wpc="http://schemas.microsoft.com/office/word/2010/wordprocessingCanvas" xmlns:cx="http://schemas.microsoft.com/office/drawing/2014/chartex" xmlns:cx1="http://schemas.microsoft.com/office/drawing/2015/9/8/chartex" xmlns:cx2="http://schemas.microsoft.com/office/drawing/2015/10/21/chartex" xmlns:cx3="http://schemas.microsoft.com/office/drawing/2016/5/9/chartex" xmlns:cx4="http://schemas.microsoft.com/office/drawing/2016/5/10/chartex" xmlns:cx5="http://schemas.microsoft.com/office/drawing/2016/5/11/chartex" xmlns:cx6="http://schemas.microsoft.com/office/drawing/2016/5/12/chartex" xmlns:cx7="http://schemas.microsoft.com/office/drawing/2016/5/13/chartex" xmlns:cx8="http://schemas.microsoft.com/office/drawing/2016/5/14/chartex" xmlns:mc="http://schemas.openxmlformats.org/markup-compatibility/2006" xmlns:aink="http://schemas.microsoft.com/office/drawing/2016/ink" xmlns:am3d="http://schemas.microsoft.com/office/drawing/2017/model3d" xmlns:o="urn:schemas-microsoft-com:office:office" xmlns:oel="http://schemas.microsoft.com/office/2019/extlst" xmlns:r="http://schemas.openxmlformats.org/officeDocument/2006/relationships" xmlns:m="http://schemas.openxmlformats.org/officeDocument/2006/math" xmlns:v="urn:schemas-microsoft-com:vml" xmlns:wp14="http://schemas.microsoft.com/office/word/2010/wordprocessingDrawing" xmlns:wp="http://schemas.openxmlformats.org/drawingml/2006/wordprocessingDrawing" xmlns:w10="urn:schemas-microsoft-com:office:word" xmlns:w="http://schemas.openxmlformats.org/wordprocessingml/2006/main" xmlns:w14="http://schemas.microsoft.com/office/word/2010/wordml" xmlns:w15="http://schemas.microsoft.com/office/word/2012/wordml" xmlns:w16cex="http://schemas.microsoft.com/office/word/2018/wordml/cex" xmlns:w16cid="http://schemas.microsoft.com/office/word/2016/wordml/cid" xmlns:w16="http://schemas.microsoft.com/office/word/2018/wordml" xmlns:w16du="http://schemas.microsoft.com/office/word/2023/wordml/word16du" xmlns:w16sdtdh="http://schemas.microsoft.com/office/word/2020/wordml/sdtdatahash" xmlns:w16sdtfl="http://schemas.microsoft.com/office/word/2024/wordml/sdtformatlock" xmlns:w16se="http://schemas.microsoft.com/office/word/2015/wordml/symex" xmlns:wpg="http://schemas.microsoft.com/office/word/2010/wordprocessingGroup" xmlns:wpi="http://schemas.microsoft.com/office/word/2010/wordprocessingInk" xmlns:wne="http://schemas.microsoft.com/office/word/2006/wordml" xmlns:wps="http://schemas.microsoft.com/office/word/2010/wordprocessingShape" mc:Ignorable="w14 w15 w16se w16cid w16 w16cex w16sdtdh w16sdtfl w16du wp14">
   <w:p>
     <w:pPr>
-      <w:pStyle w:val="Footer"/>
+      <w:pStyle w:val="ad"/>
     </w:pPr>
   </w:p>
 </w:ftr>
@@ -1835,7 +1827,7 @@
 <w:hdr xmlns:wpc="http://schemas.microsoft.com/office/word/2010/wordprocessingCanvas" xmlns:cx="http://schemas.microsoft.com/office/drawing/2014/chartex" xmlns:cx1="http://schemas.microsoft.com/office/drawing/2015/9/8/chartex" xmlns:cx2="http://schemas.microsoft.com/office/drawing/2015/10/21/chartex" xmlns:cx3="http://schemas.microsoft.com/office/drawing/2016/5/9/chartex" xmlns:cx4="http://schemas.microsoft.com/office/drawing/2016/5/10/chartex" xmlns:cx5="http://schemas.microsoft.com/office/drawing/2016/5/11/chartex" xmlns:cx6="http://schemas.microsoft.com/office/drawing/2016/5/12/chartex" xmlns:cx7="http://schemas.microsoft.com/office/drawing/2016/5/13/chartex" xmlns:cx8="http://schemas.microsoft.com/office/drawing/2016/5/14/chartex" xmlns:mc="http://schemas.openxmlformats.org/markup-compatibility/2006" xmlns:aink="http://schemas.microsoft.com/office/drawing/2016/ink" xmlns:am3d="http://schemas.microsoft.com/office/drawing/2017/model3d" xmlns:o="urn:schemas-microsoft-com:office:office" xmlns:oel="http://schemas.microsoft.com/office/2019/extlst" xmlns:r="http://schemas.openxmlformats.org/officeDocument/2006/relationships" xmlns:m="http://schemas.openxmlformats.org/officeDocument/2006/math" xmlns:v="urn:schemas-microsoft-com:vml" xmlns:wp14="http://schemas.microsoft.com/office/word/2010/wordprocessingDrawing" xmlns:wp="http://schemas.openxmlformats.org/drawingml/2006/wordprocessingDrawing" xmlns:w10="urn:schemas-microsoft-com:office:word" xmlns:w="http://schemas.openxmlformats.org/wordprocessingml/2006/main" xmlns:w14="http://schemas.microsoft.com/office/word/2010/wordml" xmlns:w15="http://schemas.microsoft.com/office/word/2012/wordml" xmlns:w16cex="http://schemas.microsoft.com/office/word/2018/wordml/cex" xmlns:w16cid="http://schemas.microsoft.com/office/word/2016/wordml/cid" xmlns:w16="http://schemas.microsoft.com/office/word/2018/wordml" xmlns:w16du="http://schemas.microsoft.com/office/word/2023/wordml/word16du" xmlns:w16sdtdh="http://schemas.microsoft.com/office/word/2020/wordml/sdtdatahash" xmlns:w16sdtfl="http://schemas.microsoft.com/office/word/2024/wordml/sdtformatlock" xmlns:w16se="http://schemas.microsoft.com/office/word/2015/wordml/symex" xmlns:wpg="http://schemas.microsoft.com/office/word/2010/wordprocessingGroup" xmlns:wpi="http://schemas.microsoft.com/office/word/2010/wordprocessingInk" xmlns:wne="http://schemas.microsoft.com/office/word/2006/wordml" xmlns:wps="http://schemas.microsoft.com/office/word/2010/wordprocessingShape" mc:Ignorable="w14 w15 w16se w16cid w16 w16cex w16sdtdh w16sdtfl w16du wp14">
   <w:p>
     <w:pPr>
-      <w:pStyle w:val="Header"/>
+      <w:pStyle w:val="ae"/>
     </w:pPr>
   </w:p>
 </w:hdr>
@@ -5297,7 +5289,7 @@
       </w:tabs>
       <w:spacing w:before="120"/>
       <w:rPr>
-        <w:rStyle w:val="PageNumber"/>
+        <w:rStyle w:val="a5"/>
         <w:b/>
         <w:i/>
       </w:rPr>
@@ -8748,7 +8740,7 @@
       </w:tabs>
       <w:spacing w:before="120"/>
       <w:rPr>
-        <w:rStyle w:val="PageNumber"/>
+        <w:rStyle w:val="a5"/>
         <w:b/>
         <w:i/>
       </w:rPr>
@@ -12309,7 +12301,7 @@
     <w:lvl w:ilvl="0">
       <w:start w:val="1"/>
       <w:numFmt w:val="decimal"/>
-      <w:pStyle w:val="Heading1"/>
+      <w:pStyle w:val="1"/>
       <w:lvlText w:val="%1."/>
       <w:lvlJc w:val="left"/>
       <w:pPr>
@@ -12438,7 +12430,7 @@
   <w:docDefaults>
     <w:rPrDefault>
       <w:rPr>
-        <w:rFonts w:ascii="Times New Roman" w:eastAsia="SimSun" w:hAnsi="Times New Roman" w:cs="Times New Roman"/>
+        <w:rFonts w:ascii="Times New Roman" w:eastAsia="宋体" w:hAnsi="Times New Roman" w:cs="Times New Roman"/>
         <w:lang w:val="en-GB" w:eastAsia="en-GB" w:bidi="ar-SA"/>
       </w:rPr>
     </w:rPrDefault>
@@ -12807,7 +12799,7 @@
     <w:lsdException w:name="Unresolved Mention" w:semiHidden="1" w:uiPriority="99" w:unhideWhenUsed="1"/>
     <w:lsdException w:name="Smart Link" w:semiHidden="1" w:uiPriority="99" w:unhideWhenUsed="1"/>
   </w:latentStyles>
-  <w:style w:type="paragraph" w:default="1" w:styleId="Normal">
+  <w:style w:type="paragraph" w:default="1" w:styleId="a">
     <w:name w:val="Normal"/>
     <w:qFormat/>
     <w:rsid w:val="005E7BAD"/>
@@ -12815,10 +12807,10 @@
       <w:lang w:eastAsia="en-US"/>
     </w:rPr>
   </w:style>
-  <w:style w:type="paragraph" w:styleId="Heading1">
+  <w:style w:type="paragraph" w:styleId="1">
     <w:name w:val="heading 1"/>
-    <w:basedOn w:val="Normal"/>
-    <w:next w:val="Normal"/>
+    <w:basedOn w:val="a"/>
+    <w:next w:val="a"/>
     <w:qFormat/>
     <w:rsid w:val="0017253A"/>
     <w:pPr>
@@ -12837,10 +12829,10 @@
       <w:szCs w:val="32"/>
     </w:rPr>
   </w:style>
-  <w:style w:type="paragraph" w:styleId="Heading2">
+  <w:style w:type="paragraph" w:styleId="2">
     <w:name w:val="heading 2"/>
-    <w:basedOn w:val="Normal"/>
-    <w:next w:val="Normal"/>
+    <w:basedOn w:val="a"/>
+    <w:next w:val="a"/>
     <w:qFormat/>
     <w:rsid w:val="00220E29"/>
     <w:pPr>
@@ -12858,10 +12850,10 @@
       <w:szCs w:val="28"/>
     </w:rPr>
   </w:style>
-  <w:style w:type="paragraph" w:styleId="Heading3">
+  <w:style w:type="paragraph" w:styleId="3">
     <w:name w:val="heading 3"/>
-    <w:basedOn w:val="Normal"/>
-    <w:next w:val="Normal"/>
+    <w:basedOn w:val="a"/>
+    <w:next w:val="a"/>
     <w:qFormat/>
     <w:rsid w:val="00220E29"/>
     <w:pPr>
@@ -12877,13 +12869,13 @@
       <w:szCs w:val="26"/>
     </w:rPr>
   </w:style>
-  <w:style w:type="character" w:default="1" w:styleId="DefaultParagraphFont">
+  <w:style w:type="character" w:default="1" w:styleId="a0">
     <w:name w:val="Default Paragraph Font"/>
     <w:uiPriority w:val="1"/>
     <w:semiHidden/>
     <w:unhideWhenUsed/>
   </w:style>
-  <w:style w:type="table" w:default="1" w:styleId="TableNormal">
+  <w:style w:type="table" w:default="1" w:styleId="a1">
     <w:name w:val="Normal Table"/>
     <w:uiPriority w:val="99"/>
     <w:semiHidden/>
@@ -12898,27 +12890,27 @@
       </w:tblCellMar>
     </w:tblPr>
   </w:style>
-  <w:style w:type="numbering" w:default="1" w:styleId="NoList">
+  <w:style w:type="numbering" w:default="1" w:styleId="a2">
     <w:name w:val="No List"/>
     <w:uiPriority w:val="99"/>
     <w:semiHidden/>
     <w:unhideWhenUsed/>
   </w:style>
-  <w:style w:type="character" w:customStyle="1" w:styleId="CaptionChar">
-    <w:name w:val="Caption Char"/>
-    <w:basedOn w:val="DefaultParagraphFont"/>
-    <w:link w:val="Caption"/>
+  <w:style w:type="character" w:customStyle="1" w:styleId="a3">
+    <w:name w:val="题注 字符"/>
+    <w:basedOn w:val="a0"/>
+    <w:link w:val="a4"/>
     <w:qFormat/>
     <w:rsid w:val="003378AC"/>
     <w:rPr>
-      <w:rFonts w:eastAsia="SimSun"/>
+      <w:rFonts w:eastAsia="宋体"/>
       <w:color w:val="001A66"/>
       <w:lang w:val="en-GB" w:eastAsia="en-US" w:bidi="ar-SA"/>
     </w:rPr>
   </w:style>
   <w:style w:type="character" w:customStyle="1" w:styleId="Hyperlink1">
     <w:name w:val="Hyperlink1"/>
-    <w:basedOn w:val="DefaultParagraphFont"/>
+    <w:basedOn w:val="a0"/>
     <w:rsid w:val="005E7BAD"/>
     <w:rPr>
       <w:color w:val="0000FF"/>
@@ -12927,7 +12919,7 @@
   </w:style>
   <w:style w:type="character" w:customStyle="1" w:styleId="BodyindentChar">
     <w:name w:val="Body indent Char"/>
-    <w:basedOn w:val="DefaultParagraphFont"/>
+    <w:basedOn w:val="a0"/>
     <w:link w:val="Bodyindent"/>
     <w:qFormat/>
     <w:rsid w:val="00363E75"/>
@@ -12938,12 +12930,12 @@
   </w:style>
   <w:style w:type="character" w:customStyle="1" w:styleId="FigureChar">
     <w:name w:val="Figure Char"/>
-    <w:basedOn w:val="CaptionChar"/>
+    <w:basedOn w:val="a3"/>
     <w:link w:val="Figure"/>
     <w:qFormat/>
     <w:rsid w:val="003378AC"/>
     <w:rPr>
-      <w:rFonts w:eastAsia="SimSun"/>
+      <w:rFonts w:eastAsia="宋体"/>
       <w:i/>
       <w:iCs/>
       <w:color w:val="001A66"/>
@@ -12953,7 +12945,7 @@
   </w:style>
   <w:style w:type="character" w:customStyle="1" w:styleId="MTEquationSection">
     <w:name w:val="MTEquationSection"/>
-    <w:basedOn w:val="DefaultParagraphFont"/>
+    <w:basedOn w:val="a0"/>
     <w:qFormat/>
     <w:rsid w:val="00090DA7"/>
     <w:rPr>
@@ -12961,15 +12953,15 @@
       <w:color w:val="FF0000"/>
     </w:rPr>
   </w:style>
-  <w:style w:type="character" w:styleId="PageNumber">
+  <w:style w:type="character" w:styleId="a5">
     <w:name w:val="page number"/>
-    <w:basedOn w:val="DefaultParagraphFont"/>
+    <w:basedOn w:val="a0"/>
     <w:qFormat/>
     <w:rsid w:val="007A15C6"/>
   </w:style>
-  <w:style w:type="character" w:styleId="CommentReference">
+  <w:style w:type="character" w:styleId="a6">
     <w:name w:val="annotation reference"/>
-    <w:basedOn w:val="DefaultParagraphFont"/>
+    <w:basedOn w:val="a0"/>
     <w:semiHidden/>
     <w:qFormat/>
     <w:rsid w:val="00551EFC"/>
@@ -12980,7 +12972,7 @@
   </w:style>
   <w:style w:type="character" w:customStyle="1" w:styleId="MemberType">
     <w:name w:val="MemberType"/>
-    <w:basedOn w:val="DefaultParagraphFont"/>
+    <w:basedOn w:val="a0"/>
     <w:qFormat/>
     <w:rsid w:val="00A86B5F"/>
     <w:rPr>
@@ -12993,7 +12985,7 @@
   </w:style>
   <w:style w:type="character" w:customStyle="1" w:styleId="BodyChar2">
     <w:name w:val="Body Char2"/>
-    <w:basedOn w:val="DefaultParagraphFont"/>
+    <w:basedOn w:val="a0"/>
     <w:link w:val="Body"/>
     <w:qFormat/>
     <w:rsid w:val="004B1647"/>
@@ -13002,10 +12994,10 @@
       <w:lang w:val="en-GB" w:eastAsia="ar-SA" w:bidi="ar-SA"/>
     </w:rPr>
   </w:style>
-  <w:style w:type="character" w:customStyle="1" w:styleId="DocumentMapChar">
-    <w:name w:val="Document Map Char"/>
-    <w:basedOn w:val="DefaultParagraphFont"/>
-    <w:link w:val="DocumentMap"/>
+  <w:style w:type="character" w:customStyle="1" w:styleId="a7">
+    <w:name w:val="文档结构图 字符"/>
+    <w:basedOn w:val="a0"/>
+    <w:link w:val="a8"/>
     <w:qFormat/>
     <w:rsid w:val="00C37DD1"/>
     <w:rPr>
@@ -13025,14 +13017,14 @@
       <w:vertAlign w:val="superscript"/>
     </w:rPr>
   </w:style>
-  <w:style w:type="character" w:customStyle="1" w:styleId="ListBulletChar">
-    <w:name w:val="List Bullet Char"/>
-    <w:basedOn w:val="DefaultParagraphFont"/>
-    <w:link w:val="ListBullet"/>
+  <w:style w:type="character" w:customStyle="1" w:styleId="a9">
+    <w:name w:val="列表项目符号 字符"/>
+    <w:basedOn w:val="a0"/>
+    <w:link w:val="aa"/>
     <w:qFormat/>
     <w:rsid w:val="005A7D2E"/>
     <w:rPr>
-      <w:rFonts w:eastAsia="SimSun"/>
+      <w:rFonts w:eastAsia="宋体"/>
       <w:lang w:val="en-GB" w:eastAsia="en-US" w:bidi="ar-SA"/>
     </w:rPr>
   </w:style>
@@ -13048,7 +13040,7 @@
   </w:style>
   <w:style w:type="paragraph" w:customStyle="1" w:styleId="Heading">
     <w:name w:val="Heading"/>
-    <w:basedOn w:val="Normal"/>
+    <w:basedOn w:val="a"/>
     <w:next w:val="BodyText1"/>
     <w:qFormat/>
     <w:pPr>
@@ -13063,14 +13055,14 @@
   </w:style>
   <w:style w:type="paragraph" w:customStyle="1" w:styleId="BodyText1">
     <w:name w:val="Body Text1"/>
-    <w:basedOn w:val="Normal"/>
+    <w:basedOn w:val="a"/>
     <w:pPr>
       <w:spacing w:after="140" w:line="288" w:lineRule="auto"/>
     </w:pPr>
   </w:style>
-  <w:style w:type="paragraph" w:styleId="List">
+  <w:style w:type="paragraph" w:styleId="ab">
     <w:name w:val="List"/>
-    <w:basedOn w:val="Normal"/>
+    <w:basedOn w:val="a"/>
     <w:rsid w:val="005E7BAD"/>
     <w:pPr>
       <w:ind w:left="284" w:hanging="284"/>
@@ -13080,11 +13072,11 @@
       <w:rFonts w:cs="FreeSans"/>
     </w:rPr>
   </w:style>
-  <w:style w:type="paragraph" w:styleId="Caption">
+  <w:style w:type="paragraph" w:styleId="a4">
     <w:name w:val="caption"/>
-    <w:basedOn w:val="List"/>
-    <w:next w:val="Normal"/>
-    <w:link w:val="CaptionChar"/>
+    <w:basedOn w:val="ab"/>
+    <w:next w:val="a"/>
+    <w:link w:val="a3"/>
     <w:qFormat/>
     <w:rsid w:val="003378AC"/>
     <w:pPr>
@@ -13097,7 +13089,7 @@
   </w:style>
   <w:style w:type="paragraph" w:customStyle="1" w:styleId="Index">
     <w:name w:val="Index"/>
-    <w:basedOn w:val="Normal"/>
+    <w:basedOn w:val="a"/>
     <w:qFormat/>
     <w:pPr>
       <w:suppressLineNumbers/>
@@ -13108,7 +13100,7 @@
   </w:style>
   <w:style w:type="paragraph" w:customStyle="1" w:styleId="PaperTitle">
     <w:name w:val="Paper Title"/>
-    <w:basedOn w:val="Normal"/>
+    <w:basedOn w:val="a"/>
     <w:qFormat/>
     <w:rsid w:val="00EF201F"/>
     <w:pPr>
@@ -13123,7 +13115,7 @@
   </w:style>
   <w:style w:type="paragraph" w:customStyle="1" w:styleId="Affiliation-Address">
     <w:name w:val="Affiliation-Address"/>
-    <w:basedOn w:val="Normal"/>
+    <w:basedOn w:val="a"/>
     <w:qFormat/>
     <w:rsid w:val="005E7BAD"/>
     <w:pPr>
@@ -13142,8 +13134,8 @@
   </w:style>
   <w:style w:type="paragraph" w:customStyle="1" w:styleId="Section">
     <w:name w:val="Section"/>
-    <w:basedOn w:val="Normal"/>
-    <w:next w:val="Normal"/>
+    <w:basedOn w:val="a"/>
+    <w:next w:val="a"/>
     <w:qFormat/>
     <w:rsid w:val="00064D65"/>
     <w:pPr>
@@ -13171,9 +13163,9 @@
       <w:sz w:val="24"/>
     </w:rPr>
   </w:style>
-  <w:style w:type="paragraph" w:styleId="BalloonText">
+  <w:style w:type="paragraph" w:styleId="ac">
     <w:name w:val="Balloon Text"/>
-    <w:basedOn w:val="Normal"/>
+    <w:basedOn w:val="a"/>
     <w:semiHidden/>
     <w:qFormat/>
     <w:rsid w:val="00A449E8"/>
@@ -13203,7 +13195,7 @@
   </w:style>
   <w:style w:type="paragraph" w:customStyle="1" w:styleId="Bodyindent">
     <w:name w:val="Body indent"/>
-    <w:basedOn w:val="Normal"/>
+    <w:basedOn w:val="a"/>
     <w:link w:val="BodyindentChar"/>
     <w:qFormat/>
     <w:rsid w:val="00363E75"/>
@@ -13220,7 +13212,7 @@
   </w:style>
   <w:style w:type="paragraph" w:customStyle="1" w:styleId="Figure">
     <w:name w:val="Figure"/>
-    <w:basedOn w:val="Normal"/>
+    <w:basedOn w:val="a"/>
     <w:link w:val="FigureChar"/>
     <w:qFormat/>
     <w:rsid w:val="00363E75"/>
@@ -13241,7 +13233,7 @@
   <w:style w:type="paragraph" w:customStyle="1" w:styleId="SubFigureNumbers">
     <w:name w:val="SubFigureNumbers"/>
     <w:basedOn w:val="Figure"/>
-    <w:next w:val="Caption"/>
+    <w:next w:val="a4"/>
     <w:qFormat/>
     <w:rsid w:val="003378AC"/>
     <w:pPr>
@@ -13254,7 +13246,7 @@
   </w:style>
   <w:style w:type="paragraph" w:customStyle="1" w:styleId="Bodyitemize">
     <w:name w:val="Body itemize"/>
-    <w:basedOn w:val="Normal"/>
+    <w:basedOn w:val="a"/>
     <w:qFormat/>
     <w:rsid w:val="00363E75"/>
     <w:pPr>
@@ -13282,12 +13274,12 @@
   </w:style>
   <w:style w:type="paragraph" w:customStyle="1" w:styleId="HeaderandFooter">
     <w:name w:val="Header and Footer"/>
-    <w:basedOn w:val="Normal"/>
+    <w:basedOn w:val="a"/>
     <w:qFormat/>
   </w:style>
-  <w:style w:type="paragraph" w:styleId="Footer">
+  <w:style w:type="paragraph" w:styleId="ad">
     <w:name w:val="footer"/>
-    <w:basedOn w:val="Normal"/>
+    <w:basedOn w:val="a"/>
     <w:rsid w:val="007A15C6"/>
     <w:pPr>
       <w:tabs>
@@ -13296,9 +13288,9 @@
       </w:tabs>
     </w:pPr>
   </w:style>
-  <w:style w:type="paragraph" w:styleId="Header">
+  <w:style w:type="paragraph" w:styleId="ae">
     <w:name w:val="header"/>
-    <w:basedOn w:val="Normal"/>
+    <w:basedOn w:val="a"/>
     <w:rsid w:val="008C28F1"/>
     <w:pPr>
       <w:tabs>
@@ -13307,16 +13299,16 @@
       </w:tabs>
     </w:pPr>
   </w:style>
-  <w:style w:type="paragraph" w:styleId="CommentText">
+  <w:style w:type="paragraph" w:styleId="af">
     <w:name w:val="annotation text"/>
-    <w:basedOn w:val="Normal"/>
+    <w:basedOn w:val="a"/>
     <w:semiHidden/>
     <w:qFormat/>
     <w:rsid w:val="00551EFC"/>
   </w:style>
-  <w:style w:type="paragraph" w:styleId="CommentSubject">
+  <w:style w:type="paragraph" w:styleId="af0">
     <w:name w:val="annotation subject"/>
-    <w:basedOn w:val="CommentText"/>
+    <w:basedOn w:val="af"/>
     <w:semiHidden/>
     <w:qFormat/>
     <w:rsid w:val="00551EFC"/>
@@ -13327,7 +13319,7 @@
   </w:style>
   <w:style w:type="paragraph" w:customStyle="1" w:styleId="BodyTextIndent1">
     <w:name w:val="Body Text Indent1"/>
-    <w:basedOn w:val="Normal"/>
+    <w:basedOn w:val="a"/>
     <w:semiHidden/>
     <w:rsid w:val="00220E29"/>
     <w:pPr>
@@ -13342,7 +13334,7 @@
   </w:style>
   <w:style w:type="paragraph" w:customStyle="1" w:styleId="StyleHeading3Left127cmHanging089cm">
     <w:name w:val="Style Heading 3 + Left:  1.27 cm Hanging:  0.89 cm"/>
-    <w:basedOn w:val="Heading3"/>
+    <w:basedOn w:val="3"/>
     <w:qFormat/>
     <w:rsid w:val="00220E29"/>
     <w:pPr>
@@ -13370,7 +13362,7 @@
   </w:style>
   <w:style w:type="paragraph" w:customStyle="1" w:styleId="Abstract">
     <w:name w:val="Abstract"/>
-    <w:basedOn w:val="Normal"/>
+    <w:basedOn w:val="a"/>
     <w:qFormat/>
     <w:rsid w:val="00363E75"/>
     <w:pPr>
@@ -13384,10 +13376,10 @@
       <w:lang w:eastAsia="ar-SA"/>
     </w:rPr>
   </w:style>
-  <w:style w:type="paragraph" w:styleId="Title">
+  <w:style w:type="paragraph" w:styleId="af1">
     <w:name w:val="Title"/>
-    <w:basedOn w:val="Normal"/>
-    <w:next w:val="Normal"/>
+    <w:basedOn w:val="a"/>
+    <w:next w:val="a"/>
     <w:autoRedefine/>
     <w:qFormat/>
     <w:rsid w:val="00A86B5F"/>
@@ -13404,7 +13396,7 @@
   </w:style>
   <w:style w:type="paragraph" w:customStyle="1" w:styleId="References">
     <w:name w:val="References"/>
-    <w:basedOn w:val="Normal"/>
+    <w:basedOn w:val="a"/>
     <w:qFormat/>
     <w:rsid w:val="00064D65"/>
     <w:pPr>
@@ -13421,7 +13413,7 @@
   </w:style>
   <w:style w:type="paragraph" w:customStyle="1" w:styleId="ReferenceHead">
     <w:name w:val="Reference Head"/>
-    <w:basedOn w:val="Heading1"/>
+    <w:basedOn w:val="1"/>
     <w:qFormat/>
     <w:rsid w:val="0047715F"/>
     <w:pPr>
@@ -13440,15 +13432,15 @@
   </w:style>
   <w:style w:type="paragraph" w:customStyle="1" w:styleId="TOC11">
     <w:name w:val="TOC 11"/>
-    <w:basedOn w:val="Normal"/>
-    <w:next w:val="Normal"/>
+    <w:basedOn w:val="a"/>
+    <w:next w:val="a"/>
     <w:autoRedefine/>
     <w:semiHidden/>
     <w:rsid w:val="0017253A"/>
   </w:style>
   <w:style w:type="paragraph" w:customStyle="1" w:styleId="Body">
     <w:name w:val="Body"/>
-    <w:basedOn w:val="Normal"/>
+    <w:basedOn w:val="a"/>
     <w:link w:val="BodyChar2"/>
     <w:qFormat/>
     <w:rsid w:val="004B1647"/>
@@ -13462,10 +13454,10 @@
       <w:lang w:eastAsia="ar-SA"/>
     </w:rPr>
   </w:style>
-  <w:style w:type="paragraph" w:styleId="DocumentMap">
+  <w:style w:type="paragraph" w:styleId="a8">
     <w:name w:val="Document Map"/>
-    <w:basedOn w:val="Normal"/>
-    <w:link w:val="DocumentMapChar"/>
+    <w:basedOn w:val="a"/>
+    <w:link w:val="a7"/>
     <w:qFormat/>
     <w:rsid w:val="00C37DD1"/>
     <w:rPr>
@@ -13476,11 +13468,11 @@
   </w:style>
   <w:style w:type="paragraph" w:customStyle="1" w:styleId="FootnoteText1">
     <w:name w:val="Footnote Text1"/>
-    <w:basedOn w:val="Normal"/>
+    <w:basedOn w:val="a"/>
   </w:style>
   <w:style w:type="paragraph" w:customStyle="1" w:styleId="CaptionShort">
     <w:name w:val="Caption Short"/>
-    <w:basedOn w:val="Caption"/>
+    <w:basedOn w:val="a4"/>
     <w:next w:val="Body"/>
     <w:qFormat/>
     <w:rsid w:val="00533FEE"/>
@@ -13488,10 +13480,10 @@
       <w:jc w:val="center"/>
     </w:pPr>
   </w:style>
-  <w:style w:type="paragraph" w:styleId="ListBullet">
+  <w:style w:type="paragraph" w:styleId="aa">
     <w:name w:val="List Bullet"/>
-    <w:basedOn w:val="Normal"/>
-    <w:link w:val="ListBulletChar"/>
+    <w:basedOn w:val="a"/>
+    <w:link w:val="a9"/>
     <w:qFormat/>
     <w:rsid w:val="005A7D2E"/>
   </w:style>
@@ -13530,17 +13522,17 @@
   </w:style>
   <w:style w:type="paragraph" w:customStyle="1" w:styleId="FrameContents">
     <w:name w:val="Frame Contents"/>
-    <w:basedOn w:val="Normal"/>
+    <w:basedOn w:val="a"/>
     <w:qFormat/>
   </w:style>
   <w:style w:type="paragraph" w:customStyle="1" w:styleId="HeaderLeft">
     <w:name w:val="Header Left"/>
-    <w:basedOn w:val="Header"/>
+    <w:basedOn w:val="ae"/>
     <w:qFormat/>
   </w:style>
-  <w:style w:type="table" w:styleId="TableGrid">
+  <w:style w:type="table" w:styleId="af2">
     <w:name w:val="Table Grid"/>
-    <w:basedOn w:val="TableNormal"/>
+    <w:basedOn w:val="a1"/>
     <w:rsid w:val="00FD092D"/>
     <w:tblPr>
       <w:tblBorders>
